--- a/Planning.docx
+++ b/Planning.docx
@@ -112,16 +112,16 @@
         <w:tblLook w:val="04A0" w:firstRow="1" w:lastRow="0" w:firstColumn="1" w:lastColumn="0" w:noHBand="0" w:noVBand="1"/>
       </w:tblPr>
       <w:tblGrid>
-        <w:gridCol w:w="1654"/>
-        <w:gridCol w:w="1654"/>
-        <w:gridCol w:w="1004"/>
-        <w:gridCol w:w="1004"/>
-        <w:gridCol w:w="1004"/>
-        <w:gridCol w:w="1004"/>
-        <w:gridCol w:w="1004"/>
-        <w:gridCol w:w="1004"/>
-        <w:gridCol w:w="1004"/>
-        <w:gridCol w:w="1004"/>
+        <w:gridCol w:w="1563"/>
+        <w:gridCol w:w="1563"/>
+        <w:gridCol w:w="1564"/>
+        <w:gridCol w:w="950"/>
+        <w:gridCol w:w="950"/>
+        <w:gridCol w:w="950"/>
+        <w:gridCol w:w="950"/>
+        <w:gridCol w:w="950"/>
+        <w:gridCol w:w="950"/>
+        <w:gridCol w:w="950"/>
       </w:tblGrid>
       <w:tr>
         <w:trPr>
@@ -220,8 +220,27 @@
                 <w:rFonts w:ascii="Calibri" w:hAnsi="Calibri" w:cs="Calibri"/>
                 <w:sz w:val="20"/>
                 <w:szCs w:val="20"/>
-              </w:rPr>
-            </w:pPr>
+                <w:lang w:bidi="fa-IR"/>
+              </w:rPr>
+            </w:pPr>
+            <w:r>
+              <w:rPr>
+                <w:rFonts w:ascii="Calibri" w:hAnsi="Calibri" w:cs="Calibri"/>
+                <w:sz w:val="20"/>
+                <w:szCs w:val="20"/>
+                <w:lang w:bidi="fa-IR"/>
+              </w:rPr>
+              <w:t>3</w:t>
+            </w:r>
+            <w:r>
+              <w:rPr>
+                <w:rFonts w:ascii="Segoe UI Emoji" w:hAnsi="Segoe UI Emoji" w:cs="Segoe UI Emoji"/>
+                <w:sz w:val="20"/>
+                <w:szCs w:val="20"/>
+                <w:lang w:bidi="fa-IR"/>
+              </w:rPr>
+              <w:t>✅</w:t>
+            </w:r>
           </w:p>
         </w:tc>
         <w:tc>

--- a/Planning.docx
+++ b/Planning.docx
@@ -112,16 +112,16 @@
         <w:tblLook w:val="04A0" w:firstRow="1" w:lastRow="0" w:firstColumn="1" w:lastColumn="0" w:noHBand="0" w:noVBand="1"/>
       </w:tblPr>
       <w:tblGrid>
-        <w:gridCol w:w="1563"/>
-        <w:gridCol w:w="1563"/>
-        <w:gridCol w:w="1564"/>
-        <w:gridCol w:w="950"/>
-        <w:gridCol w:w="950"/>
-        <w:gridCol w:w="950"/>
-        <w:gridCol w:w="950"/>
-        <w:gridCol w:w="950"/>
-        <w:gridCol w:w="950"/>
-        <w:gridCol w:w="950"/>
+        <w:gridCol w:w="1484"/>
+        <w:gridCol w:w="1484"/>
+        <w:gridCol w:w="1483"/>
+        <w:gridCol w:w="1483"/>
+        <w:gridCol w:w="901"/>
+        <w:gridCol w:w="901"/>
+        <w:gridCol w:w="901"/>
+        <w:gridCol w:w="901"/>
+        <w:gridCol w:w="901"/>
+        <w:gridCol w:w="901"/>
       </w:tblGrid>
       <w:tr>
         <w:trPr>
@@ -217,7 +217,7 @@
               <w:bidi w:val="0"/>
               <w:jc w:val="center"/>
               <w:rPr>
-                <w:rFonts w:ascii="Calibri" w:hAnsi="Calibri" w:cs="Calibri"/>
+                <w:rFonts w:ascii="Calibri" w:hAnsi="Calibri" w:cstheme="minorBidi"/>
                 <w:sz w:val="20"/>
                 <w:szCs w:val="20"/>
                 <w:lang w:bidi="fa-IR"/>
@@ -261,6 +261,22 @@
                 <w:szCs w:val="20"/>
               </w:rPr>
             </w:pPr>
+            <w:r>
+              <w:rPr>
+                <w:rFonts w:ascii="Calibri" w:hAnsi="Calibri" w:cs="Calibri"/>
+                <w:sz w:val="20"/>
+                <w:szCs w:val="20"/>
+              </w:rPr>
+              <w:t>4</w:t>
+            </w:r>
+            <w:r>
+              <w:rPr>
+                <w:rFonts w:ascii="Segoe UI Emoji" w:hAnsi="Segoe UI Emoji" w:cs="Segoe UI Emoji"/>
+                <w:sz w:val="20"/>
+                <w:szCs w:val="20"/>
+              </w:rPr>
+              <w:t>✅</w:t>
+            </w:r>
           </w:p>
         </w:tc>
         <w:tc>
